--- a/Hw6/python_hw_06_20250417.docx
+++ b/Hw6/python_hw_06_20250417.docx
@@ -1,6 +1,6 @@
 
 <file path=word/document.xml><?xml version="1.0" encoding="utf-8"?>
-<w:document xmlns:wpc="http://schemas.microsoft.com/office/word/2010/wordprocessingCanvas" xmlns:cx="http://schemas.microsoft.com/office/drawing/2014/chartex" xmlns:cx1="http://schemas.microsoft.com/office/drawing/2015/9/8/chartex" xmlns:cx2="http://schemas.microsoft.com/office/drawing/2015/10/21/chartex" xmlns:cx3="http://schemas.microsoft.com/office/drawing/2016/5/9/chartex" xmlns:cx4="http://schemas.microsoft.com/office/drawing/2016/5/10/chartex" xmlns:cx5="http://schemas.microsoft.com/office/drawing/2016/5/11/chartex" xmlns:cx6="http://schemas.microsoft.com/office/drawing/2016/5/12/chartex" xmlns:cx7="http://schemas.microsoft.com/office/drawing/2016/5/13/chartex" xmlns:cx8="http://schemas.microsoft.com/office/drawing/2016/5/14/chartex" xmlns:mc="http://schemas.openxmlformats.org/markup-compatibility/2006" xmlns:aink="http://schemas.microsoft.com/office/drawing/2016/ink" xmlns:am3d="http://schemas.microsoft.com/office/drawing/2017/model3d" xmlns:o="urn:schemas-microsoft-com:office:office" xmlns:r="http://schemas.openxmlformats.org/officeDocument/2006/relationships" xmlns:m="http://schemas.openxmlformats.org/officeDocument/2006/math" xmlns:v="urn:schemas-microsoft-com:vml" xmlns:wp14="http://schemas.microsoft.com/office/word/2010/wordprocessingDrawing" xmlns:wp="http://schemas.openxmlformats.org/drawingml/2006/wordprocessingDrawing" xmlns:w10="urn:schemas-microsoft-com:office:word" xmlns:w="http://schemas.openxmlformats.org/wordprocessingml/2006/main" xmlns:w14="http://schemas.microsoft.com/office/word/2010/wordml" xmlns:w15="http://schemas.microsoft.com/office/word/2012/wordml" xmlns:w16cid="http://schemas.microsoft.com/office/word/2016/wordml/cid" xmlns:w16se="http://schemas.microsoft.com/office/word/2015/wordml/symex" xmlns:wpg="http://schemas.microsoft.com/office/word/2010/wordprocessingGroup" xmlns:wpi="http://schemas.microsoft.com/office/word/2010/wordprocessingInk" xmlns:wne="http://schemas.microsoft.com/office/word/2006/wordml" xmlns:wps="http://schemas.microsoft.com/office/word/2010/wordprocessingShape" mc:Ignorable="w14 w15 w16se w16cid wp14">
+<w:document xmlns:wpc="http://schemas.microsoft.com/office/word/2010/wordprocessingCanvas" xmlns:cx="http://schemas.microsoft.com/office/drawing/2014/chartex" xmlns:cx1="http://schemas.microsoft.com/office/drawing/2015/9/8/chartex" xmlns:cx2="http://schemas.microsoft.com/office/drawing/2015/10/21/chartex" xmlns:cx3="http://schemas.microsoft.com/office/drawing/2016/5/9/chartex" xmlns:cx4="http://schemas.microsoft.com/office/drawing/2016/5/10/chartex" xmlns:cx5="http://schemas.microsoft.com/office/drawing/2016/5/11/chartex" xmlns:cx6="http://schemas.microsoft.com/office/drawing/2016/5/12/chartex" xmlns:cx7="http://schemas.microsoft.com/office/drawing/2016/5/13/chartex" xmlns:cx8="http://schemas.microsoft.com/office/drawing/2016/5/14/chartex" xmlns:mc="http://schemas.openxmlformats.org/markup-compatibility/2006" xmlns:aink="http://schemas.microsoft.com/office/drawing/2016/ink" xmlns:am3d="http://schemas.microsoft.com/office/drawing/2017/model3d" xmlns:o="urn:schemas-microsoft-com:office:office" xmlns:oel="http://schemas.microsoft.com/office/2019/extlst" xmlns:r="http://schemas.openxmlformats.org/officeDocument/2006/relationships" xmlns:m="http://schemas.openxmlformats.org/officeDocument/2006/math" xmlns:v="urn:schemas-microsoft-com:vml" xmlns:wp14="http://schemas.microsoft.com/office/word/2010/wordprocessingDrawing" xmlns:wp="http://schemas.openxmlformats.org/drawingml/2006/wordprocessingDrawing" xmlns:w10="urn:schemas-microsoft-com:office:word" xmlns:w="http://schemas.openxmlformats.org/wordprocessingml/2006/main" xmlns:w14="http://schemas.microsoft.com/office/word/2010/wordml" xmlns:w15="http://schemas.microsoft.com/office/word/2012/wordml" xmlns:w16cex="http://schemas.microsoft.com/office/word/2018/wordml/cex" xmlns:w16cid="http://schemas.microsoft.com/office/word/2016/wordml/cid" xmlns:w16="http://schemas.microsoft.com/office/word/2018/wordml" xmlns:w16du="http://schemas.microsoft.com/office/word/2023/wordml/word16du" xmlns:w16sdtdh="http://schemas.microsoft.com/office/word/2020/wordml/sdtdatahash" xmlns:w16sdtfl="http://schemas.microsoft.com/office/word/2024/wordml/sdtformatlock" xmlns:w16se="http://schemas.microsoft.com/office/word/2015/wordml/symex" xmlns:wpg="http://schemas.microsoft.com/office/word/2010/wordprocessingGroup" xmlns:wpi="http://schemas.microsoft.com/office/word/2010/wordprocessingInk" xmlns:wne="http://schemas.microsoft.com/office/word/2006/wordml" xmlns:wps="http://schemas.microsoft.com/office/word/2010/wordprocessingShape" mc:Ignorable="w14 w15 w16se w16cid w16 w16cex w16sdtdh w16sdtfl w16du wp14">
   <w:body>
     <w:p>
       <w:pPr>
@@ -148,18 +148,11 @@
       </w:r>
       <w:r>
         <w:rPr>
-          <w:color w:val="0070C0"/>
-          <w:sz w:val="40"/>
-          <w:szCs w:val="40"/>
-        </w:rPr>
-        <w:t>P.238</w:t>
-      </w:r>
-      <w:r>
-        <w:rPr>
-          <w:sz w:val="40"/>
-          <w:szCs w:val="40"/>
-        </w:rPr>
-        <w:t xml:space="preserve"> Self Check 4</w:t>
+          <w:color w:val="70AD47" w:themeColor="accent6"/>
+          <w:sz w:val="40"/>
+          <w:szCs w:val="40"/>
+        </w:rPr>
+        <w:t>P.238 Self Check 4</w:t>
       </w:r>
     </w:p>
     <w:p>
@@ -171,14 +164,14 @@
         </w:numPr>
         <w:ind w:leftChars="0"/>
         <w:rPr>
-          <w:color w:val="FF0000"/>
-          <w:sz w:val="40"/>
-          <w:szCs w:val="40"/>
-        </w:rPr>
-      </w:pPr>
-      <w:r>
-        <w:rPr>
-          <w:color w:val="FF0000"/>
+          <w:color w:val="70AD47" w:themeColor="accent6"/>
+          <w:sz w:val="40"/>
+          <w:szCs w:val="40"/>
+        </w:rPr>
+      </w:pPr>
+      <w:r>
+        <w:rPr>
+          <w:color w:val="70AD47" w:themeColor="accent6"/>
           <w:sz w:val="40"/>
           <w:szCs w:val="40"/>
         </w:rPr>
@@ -187,7 +180,7 @@
       <w:r>
         <w:rPr>
           <w:rFonts w:hint="eastAsia"/>
-          <w:color w:val="FF0000"/>
+          <w:color w:val="70AD47" w:themeColor="accent6"/>
           <w:sz w:val="40"/>
           <w:szCs w:val="40"/>
         </w:rPr>
@@ -195,43 +188,11 @@
       </w:r>
       <w:r>
         <w:rPr>
-          <w:color w:val="FF0000"/>
-          <w:sz w:val="40"/>
-          <w:szCs w:val="40"/>
-        </w:rPr>
-        <w:t>0 students’ name and 3 scores, and put every student’s [name, score1, score2, score3, average] into a list, e.g., list1= [</w:t>
-      </w:r>
-      <w:r>
-        <w:rPr>
-          <w:color w:val="0070C0"/>
-          <w:sz w:val="40"/>
-          <w:szCs w:val="40"/>
-        </w:rPr>
-        <w:t>['tom', 60,70,65,65]</w:t>
-      </w:r>
-      <w:r>
-        <w:rPr>
-          <w:color w:val="FF0000"/>
-          <w:sz w:val="40"/>
-          <w:szCs w:val="40"/>
-        </w:rPr>
-        <w:t xml:space="preserve">, </w:t>
-      </w:r>
-      <w:r>
-        <w:rPr>
-          <w:color w:val="0070C0"/>
-          <w:sz w:val="40"/>
-          <w:szCs w:val="40"/>
-        </w:rPr>
-        <w:t>['marry', 85,90,80,85]</w:t>
-      </w:r>
-      <w:r>
-        <w:rPr>
-          <w:color w:val="FF0000"/>
-          <w:sz w:val="40"/>
-          <w:szCs w:val="40"/>
-        </w:rPr>
-        <w:t>, …].</w:t>
+          <w:color w:val="70AD47" w:themeColor="accent6"/>
+          <w:sz w:val="40"/>
+          <w:szCs w:val="40"/>
+        </w:rPr>
+        <w:t>0 students’ name and 3 scores, and put every student’s [name, score1, score2, score3, average] into a list, e.g., list1= [['tom', 60,70,65,65], ['marry', 85,90,80,85], …].</w:t>
       </w:r>
     </w:p>
     <w:p>
@@ -239,14 +200,14 @@
         <w:pStyle w:val="a7"/>
         <w:ind w:leftChars="0" w:left="720"/>
         <w:rPr>
-          <w:color w:val="FF0000"/>
-          <w:sz w:val="40"/>
-          <w:szCs w:val="40"/>
-        </w:rPr>
-      </w:pPr>
-      <w:r>
-        <w:rPr>
-          <w:color w:val="FF0000"/>
+          <w:color w:val="70AD47" w:themeColor="accent6"/>
+          <w:sz w:val="40"/>
+          <w:szCs w:val="40"/>
+        </w:rPr>
+      </w:pPr>
+      <w:r>
+        <w:rPr>
+          <w:color w:val="70AD47" w:themeColor="accent6"/>
           <w:sz w:val="40"/>
           <w:szCs w:val="40"/>
         </w:rPr>
@@ -254,17 +215,15 @@
       </w:r>
       <w:r>
         <w:rPr>
-          <w:color w:val="FF0000"/>
+          <w:color w:val="70AD47" w:themeColor="accent6"/>
           <w:sz w:val="40"/>
           <w:szCs w:val="40"/>
         </w:rPr>
         <w:t>ort</w:t>
       </w:r>
-      <w:bookmarkStart w:id="0" w:name="_GoBack"/>
-      <w:bookmarkEnd w:id="0"/>
-      <w:r>
-        <w:rPr>
-          <w:color w:val="FF0000"/>
+      <w:r>
+        <w:rPr>
+          <w:color w:val="70AD47" w:themeColor="accent6"/>
           <w:sz w:val="40"/>
           <w:szCs w:val="40"/>
         </w:rPr>
@@ -276,7 +235,7 @@
         <w:pStyle w:val="a7"/>
         <w:ind w:leftChars="0" w:left="720"/>
         <w:rPr>
-          <w:color w:val="FF0000"/>
+          <w:color w:val="70AD47" w:themeColor="accent6"/>
           <w:sz w:val="40"/>
           <w:szCs w:val="40"/>
         </w:rPr>
@@ -284,7 +243,7 @@
       <w:r>
         <w:rPr>
           <w:rFonts w:hint="eastAsia"/>
-          <w:color w:val="FF0000"/>
+          <w:color w:val="70AD47" w:themeColor="accent6"/>
           <w:sz w:val="40"/>
           <w:szCs w:val="40"/>
         </w:rPr>
@@ -292,7 +251,7 @@
       </w:r>
       <w:r>
         <w:rPr>
-          <w:color w:val="FF0000"/>
+          <w:color w:val="70AD47" w:themeColor="accent6"/>
           <w:sz w:val="40"/>
           <w:szCs w:val="40"/>
         </w:rPr>
@@ -300,7 +259,7 @@
       </w:r>
       <w:r>
         <w:rPr>
-          <w:color w:val="FF0000"/>
+          <w:color w:val="70AD47" w:themeColor="accent6"/>
           <w:sz w:val="40"/>
           <w:szCs w:val="40"/>
         </w:rPr>
@@ -309,7 +268,7 @@
       </w:r>
       <w:r>
         <w:rPr>
-          <w:color w:val="FF0000"/>
+          <w:color w:val="70AD47" w:themeColor="accent6"/>
           <w:sz w:val="40"/>
           <w:szCs w:val="40"/>
         </w:rPr>
@@ -322,7 +281,7 @@
         <w:pStyle w:val="a7"/>
         <w:ind w:leftChars="0" w:left="720"/>
         <w:rPr>
-          <w:color w:val="FF0000"/>
+          <w:color w:val="70AD47" w:themeColor="accent6"/>
           <w:sz w:val="40"/>
           <w:szCs w:val="40"/>
         </w:rPr>
@@ -330,7 +289,7 @@
       <w:r>
         <w:rPr>
           <w:rFonts w:hint="eastAsia"/>
-          <w:color w:val="FF0000"/>
+          <w:color w:val="70AD47" w:themeColor="accent6"/>
           <w:sz w:val="40"/>
           <w:szCs w:val="40"/>
         </w:rPr>
@@ -338,7 +297,7 @@
       </w:r>
       <w:r>
         <w:rPr>
-          <w:color w:val="FF0000"/>
+          <w:color w:val="70AD47" w:themeColor="accent6"/>
           <w:sz w:val="40"/>
           <w:szCs w:val="40"/>
         </w:rPr>
@@ -346,7 +305,7 @@
       </w:r>
       <w:r>
         <w:rPr>
-          <w:color w:val="FF0000"/>
+          <w:color w:val="70AD47" w:themeColor="accent6"/>
           <w:sz w:val="40"/>
           <w:szCs w:val="40"/>
         </w:rPr>
@@ -355,7 +314,7 @@
       <w:proofErr w:type="gramStart"/>
       <w:r>
         <w:rPr>
-          <w:color w:val="FF0000"/>
+          <w:color w:val="70AD47" w:themeColor="accent6"/>
           <w:sz w:val="40"/>
           <w:szCs w:val="40"/>
         </w:rPr>
@@ -363,7 +322,7 @@
       </w:r>
       <w:r>
         <w:rPr>
-          <w:color w:val="FF0000"/>
+          <w:color w:val="70AD47" w:themeColor="accent6"/>
           <w:sz w:val="40"/>
           <w:szCs w:val="40"/>
         </w:rPr>
@@ -372,7 +331,7 @@
       <w:proofErr w:type="gramEnd"/>
       <w:r>
         <w:rPr>
-          <w:color w:val="FF0000"/>
+          <w:color w:val="70AD47" w:themeColor="accent6"/>
           <w:sz w:val="40"/>
           <w:szCs w:val="40"/>
         </w:rPr>
@@ -384,7 +343,7 @@
         <w:pStyle w:val="a7"/>
         <w:ind w:leftChars="0" w:left="720"/>
         <w:rPr>
-          <w:color w:val="FF0000"/>
+          <w:color w:val="70AD47" w:themeColor="accent6"/>
           <w:sz w:val="40"/>
           <w:szCs w:val="40"/>
         </w:rPr>
@@ -392,7 +351,7 @@
       <w:r>
         <w:rPr>
           <w:rFonts w:hint="eastAsia"/>
-          <w:color w:val="FF0000"/>
+          <w:color w:val="70AD47" w:themeColor="accent6"/>
           <w:sz w:val="40"/>
           <w:szCs w:val="40"/>
         </w:rPr>
@@ -400,7 +359,7 @@
       </w:r>
       <w:r>
         <w:rPr>
-          <w:color w:val="FF0000"/>
+          <w:color w:val="70AD47" w:themeColor="accent6"/>
           <w:sz w:val="40"/>
           <w:szCs w:val="40"/>
         </w:rPr>
@@ -408,7 +367,7 @@
       </w:r>
       <w:r>
         <w:rPr>
-          <w:color w:val="FF0000"/>
+          <w:color w:val="70AD47" w:themeColor="accent6"/>
           <w:sz w:val="40"/>
           <w:szCs w:val="40"/>
         </w:rPr>
@@ -417,7 +376,7 @@
       </w:r>
       <w:r>
         <w:rPr>
-          <w:color w:val="FF0000"/>
+          <w:color w:val="70AD47" w:themeColor="accent6"/>
           <w:sz w:val="40"/>
           <w:szCs w:val="40"/>
         </w:rPr>
@@ -425,7 +384,7 @@
       </w:r>
       <w:r>
         <w:rPr>
-          <w:color w:val="FF0000"/>
+          <w:color w:val="70AD47" w:themeColor="accent6"/>
           <w:sz w:val="40"/>
           <w:szCs w:val="40"/>
         </w:rPr>
@@ -518,7 +477,16 @@
           <w:sz w:val="36"/>
           <w:szCs w:val="36"/>
         </w:rPr>
-        <w:t>"john",60,90]</w:t>
+        <w:t>"john",60,90</w:t>
+      </w:r>
+      <w:proofErr w:type="gramStart"/>
+      <w:r>
+        <w:rPr>
+          <w:color w:val="0070C0"/>
+          <w:sz w:val="36"/>
+          <w:szCs w:val="36"/>
+        </w:rPr>
+        <w:t>]</w:t>
       </w:r>
       <w:r>
         <w:rPr>
@@ -533,7 +501,16 @@
           <w:sz w:val="36"/>
           <w:szCs w:val="36"/>
         </w:rPr>
-        <w:t>["tom",80,60]</w:t>
+        <w:t>[</w:t>
+      </w:r>
+      <w:proofErr w:type="gramEnd"/>
+      <w:r>
+        <w:rPr>
+          <w:color w:val="0070C0"/>
+          <w:sz w:val="36"/>
+          <w:szCs w:val="36"/>
+        </w:rPr>
+        <w:t>"tom",80,60]</w:t>
       </w:r>
       <w:r>
         <w:rPr>
@@ -583,7 +560,25 @@
           <w:sz w:val="36"/>
           <w:szCs w:val="36"/>
         </w:rPr>
-        <w:t>key=lambda x: x[2]</w:t>
+        <w:t xml:space="preserve">key=lambda x: </w:t>
+      </w:r>
+      <w:proofErr w:type="gramStart"/>
+      <w:r>
+        <w:rPr>
+          <w:color w:val="00B050"/>
+          <w:sz w:val="36"/>
+          <w:szCs w:val="36"/>
+        </w:rPr>
+        <w:t>x[</w:t>
+      </w:r>
+      <w:proofErr w:type="gramEnd"/>
+      <w:r>
+        <w:rPr>
+          <w:color w:val="00B050"/>
+          <w:sz w:val="36"/>
+          <w:szCs w:val="36"/>
+        </w:rPr>
+        <w:t>2]</w:t>
       </w:r>
       <w:r>
         <w:rPr>
@@ -604,7 +599,6 @@
     <w:p>
       <w:pPr>
         <w:rPr>
-          <w:rFonts w:hint="eastAsia"/>
           <w:sz w:val="36"/>
           <w:szCs w:val="36"/>
         </w:rPr>
@@ -620,7 +614,6 @@
     <w:p>
       <w:pPr>
         <w:rPr>
-          <w:rFonts w:hint="eastAsia"/>
           <w:sz w:val="36"/>
           <w:szCs w:val="36"/>
         </w:rPr>
@@ -699,7 +692,7 @@
 </file>
 
 <file path=word/endnotes.xml><?xml version="1.0" encoding="utf-8"?>
-<w:endnotes xmlns:wpc="http://schemas.microsoft.com/office/word/2010/wordprocessingCanvas" xmlns:cx="http://schemas.microsoft.com/office/drawing/2014/chartex" xmlns:cx1="http://schemas.microsoft.com/office/drawing/2015/9/8/chartex" xmlns:cx2="http://schemas.microsoft.com/office/drawing/2015/10/21/chartex" xmlns:cx3="http://schemas.microsoft.com/office/drawing/2016/5/9/chartex" xmlns:cx4="http://schemas.microsoft.com/office/drawing/2016/5/10/chartex" xmlns:cx5="http://schemas.microsoft.com/office/drawing/2016/5/11/chartex" xmlns:cx6="http://schemas.microsoft.com/office/drawing/2016/5/12/chartex" xmlns:cx7="http://schemas.microsoft.com/office/drawing/2016/5/13/chartex" xmlns:cx8="http://schemas.microsoft.com/office/drawing/2016/5/14/chartex" xmlns:mc="http://schemas.openxmlformats.org/markup-compatibility/2006" xmlns:aink="http://schemas.microsoft.com/office/drawing/2016/ink" xmlns:am3d="http://schemas.microsoft.com/office/drawing/2017/model3d" xmlns:o="urn:schemas-microsoft-com:office:office" xmlns:r="http://schemas.openxmlformats.org/officeDocument/2006/relationships" xmlns:m="http://schemas.openxmlformats.org/officeDocument/2006/math" xmlns:v="urn:schemas-microsoft-com:vml" xmlns:wp14="http://schemas.microsoft.com/office/word/2010/wordprocessingDrawing" xmlns:wp="http://schemas.openxmlformats.org/drawingml/2006/wordprocessingDrawing" xmlns:w10="urn:schemas-microsoft-com:office:word" xmlns:w="http://schemas.openxmlformats.org/wordprocessingml/2006/main" xmlns:w14="http://schemas.microsoft.com/office/word/2010/wordml" xmlns:w15="http://schemas.microsoft.com/office/word/2012/wordml" xmlns:w16cid="http://schemas.microsoft.com/office/word/2016/wordml/cid" xmlns:w16se="http://schemas.microsoft.com/office/word/2015/wordml/symex" xmlns:wpg="http://schemas.microsoft.com/office/word/2010/wordprocessingGroup" xmlns:wpi="http://schemas.microsoft.com/office/word/2010/wordprocessingInk" xmlns:wne="http://schemas.microsoft.com/office/word/2006/wordml" xmlns:wps="http://schemas.microsoft.com/office/word/2010/wordprocessingShape" mc:Ignorable="w14 w15 w16se w16cid wp14">
+<w:endnotes xmlns:wpc="http://schemas.microsoft.com/office/word/2010/wordprocessingCanvas" xmlns:cx="http://schemas.microsoft.com/office/drawing/2014/chartex" xmlns:cx1="http://schemas.microsoft.com/office/drawing/2015/9/8/chartex" xmlns:cx2="http://schemas.microsoft.com/office/drawing/2015/10/21/chartex" xmlns:cx3="http://schemas.microsoft.com/office/drawing/2016/5/9/chartex" xmlns:cx4="http://schemas.microsoft.com/office/drawing/2016/5/10/chartex" xmlns:cx5="http://schemas.microsoft.com/office/drawing/2016/5/11/chartex" xmlns:cx6="http://schemas.microsoft.com/office/drawing/2016/5/12/chartex" xmlns:cx7="http://schemas.microsoft.com/office/drawing/2016/5/13/chartex" xmlns:cx8="http://schemas.microsoft.com/office/drawing/2016/5/14/chartex" xmlns:mc="http://schemas.openxmlformats.org/markup-compatibility/2006" xmlns:aink="http://schemas.microsoft.com/office/drawing/2016/ink" xmlns:am3d="http://schemas.microsoft.com/office/drawing/2017/model3d" xmlns:o="urn:schemas-microsoft-com:office:office" xmlns:oel="http://schemas.microsoft.com/office/2019/extlst" xmlns:r="http://schemas.openxmlformats.org/officeDocument/2006/relationships" xmlns:m="http://schemas.openxmlformats.org/officeDocument/2006/math" xmlns:v="urn:schemas-microsoft-com:vml" xmlns:wp14="http://schemas.microsoft.com/office/word/2010/wordprocessingDrawing" xmlns:wp="http://schemas.openxmlformats.org/drawingml/2006/wordprocessingDrawing" xmlns:w10="urn:schemas-microsoft-com:office:word" xmlns:w="http://schemas.openxmlformats.org/wordprocessingml/2006/main" xmlns:w14="http://schemas.microsoft.com/office/word/2010/wordml" xmlns:w15="http://schemas.microsoft.com/office/word/2012/wordml" xmlns:w16cex="http://schemas.microsoft.com/office/word/2018/wordml/cex" xmlns:w16cid="http://schemas.microsoft.com/office/word/2016/wordml/cid" xmlns:w16="http://schemas.microsoft.com/office/word/2018/wordml" xmlns:w16du="http://schemas.microsoft.com/office/word/2023/wordml/word16du" xmlns:w16sdtdh="http://schemas.microsoft.com/office/word/2020/wordml/sdtdatahash" xmlns:w16sdtfl="http://schemas.microsoft.com/office/word/2024/wordml/sdtformatlock" xmlns:w16se="http://schemas.microsoft.com/office/word/2015/wordml/symex" xmlns:wpg="http://schemas.microsoft.com/office/word/2010/wordprocessingGroup" xmlns:wpi="http://schemas.microsoft.com/office/word/2010/wordprocessingInk" xmlns:wne="http://schemas.microsoft.com/office/word/2006/wordml" xmlns:wps="http://schemas.microsoft.com/office/word/2010/wordprocessingShape" mc:Ignorable="w14 w15 w16se w16cid w16 w16cex w16sdtdh w16sdtfl w16du wp14">
   <w:endnote w:type="separator" w:id="-1">
     <w:p>
       <w:r>
@@ -718,7 +711,7 @@
 </file>
 
 <file path=word/footnotes.xml><?xml version="1.0" encoding="utf-8"?>
-<w:footnotes xmlns:wpc="http://schemas.microsoft.com/office/word/2010/wordprocessingCanvas" xmlns:cx="http://schemas.microsoft.com/office/drawing/2014/chartex" xmlns:cx1="http://schemas.microsoft.com/office/drawing/2015/9/8/chartex" xmlns:cx2="http://schemas.microsoft.com/office/drawing/2015/10/21/chartex" xmlns:cx3="http://schemas.microsoft.com/office/drawing/2016/5/9/chartex" xmlns:cx4="http://schemas.microsoft.com/office/drawing/2016/5/10/chartex" xmlns:cx5="http://schemas.microsoft.com/office/drawing/2016/5/11/chartex" xmlns:cx6="http://schemas.microsoft.com/office/drawing/2016/5/12/chartex" xmlns:cx7="http://schemas.microsoft.com/office/drawing/2016/5/13/chartex" xmlns:cx8="http://schemas.microsoft.com/office/drawing/2016/5/14/chartex" xmlns:mc="http://schemas.openxmlformats.org/markup-compatibility/2006" xmlns:aink="http://schemas.microsoft.com/office/drawing/2016/ink" xmlns:am3d="http://schemas.microsoft.com/office/drawing/2017/model3d" xmlns:o="urn:schemas-microsoft-com:office:office" xmlns:r="http://schemas.openxmlformats.org/officeDocument/2006/relationships" xmlns:m="http://schemas.openxmlformats.org/officeDocument/2006/math" xmlns:v="urn:schemas-microsoft-com:vml" xmlns:wp14="http://schemas.microsoft.com/office/word/2010/wordprocessingDrawing" xmlns:wp="http://schemas.openxmlformats.org/drawingml/2006/wordprocessingDrawing" xmlns:w10="urn:schemas-microsoft-com:office:word" xmlns:w="http://schemas.openxmlformats.org/wordprocessingml/2006/main" xmlns:w14="http://schemas.microsoft.com/office/word/2010/wordml" xmlns:w15="http://schemas.microsoft.com/office/word/2012/wordml" xmlns:w16cid="http://schemas.microsoft.com/office/word/2016/wordml/cid" xmlns:w16se="http://schemas.microsoft.com/office/word/2015/wordml/symex" xmlns:wpg="http://schemas.microsoft.com/office/word/2010/wordprocessingGroup" xmlns:wpi="http://schemas.microsoft.com/office/word/2010/wordprocessingInk" xmlns:wne="http://schemas.microsoft.com/office/word/2006/wordml" xmlns:wps="http://schemas.microsoft.com/office/word/2010/wordprocessingShape" mc:Ignorable="w14 w15 w16se w16cid wp14">
+<w:footnotes xmlns:wpc="http://schemas.microsoft.com/office/word/2010/wordprocessingCanvas" xmlns:cx="http://schemas.microsoft.com/office/drawing/2014/chartex" xmlns:cx1="http://schemas.microsoft.com/office/drawing/2015/9/8/chartex" xmlns:cx2="http://schemas.microsoft.com/office/drawing/2015/10/21/chartex" xmlns:cx3="http://schemas.microsoft.com/office/drawing/2016/5/9/chartex" xmlns:cx4="http://schemas.microsoft.com/office/drawing/2016/5/10/chartex" xmlns:cx5="http://schemas.microsoft.com/office/drawing/2016/5/11/chartex" xmlns:cx6="http://schemas.microsoft.com/office/drawing/2016/5/12/chartex" xmlns:cx7="http://schemas.microsoft.com/office/drawing/2016/5/13/chartex" xmlns:cx8="http://schemas.microsoft.com/office/drawing/2016/5/14/chartex" xmlns:mc="http://schemas.openxmlformats.org/markup-compatibility/2006" xmlns:aink="http://schemas.microsoft.com/office/drawing/2016/ink" xmlns:am3d="http://schemas.microsoft.com/office/drawing/2017/model3d" xmlns:o="urn:schemas-microsoft-com:office:office" xmlns:oel="http://schemas.microsoft.com/office/2019/extlst" xmlns:r="http://schemas.openxmlformats.org/officeDocument/2006/relationships" xmlns:m="http://schemas.openxmlformats.org/officeDocument/2006/math" xmlns:v="urn:schemas-microsoft-com:vml" xmlns:wp14="http://schemas.microsoft.com/office/word/2010/wordprocessingDrawing" xmlns:wp="http://schemas.openxmlformats.org/drawingml/2006/wordprocessingDrawing" xmlns:w10="urn:schemas-microsoft-com:office:word" xmlns:w="http://schemas.openxmlformats.org/wordprocessingml/2006/main" xmlns:w14="http://schemas.microsoft.com/office/word/2010/wordml" xmlns:w15="http://schemas.microsoft.com/office/word/2012/wordml" xmlns:w16cex="http://schemas.microsoft.com/office/word/2018/wordml/cex" xmlns:w16cid="http://schemas.microsoft.com/office/word/2016/wordml/cid" xmlns:w16="http://schemas.microsoft.com/office/word/2018/wordml" xmlns:w16du="http://schemas.microsoft.com/office/word/2023/wordml/word16du" xmlns:w16sdtdh="http://schemas.microsoft.com/office/word/2020/wordml/sdtdatahash" xmlns:w16sdtfl="http://schemas.microsoft.com/office/word/2024/wordml/sdtformatlock" xmlns:w16se="http://schemas.microsoft.com/office/word/2015/wordml/symex" xmlns:wpg="http://schemas.microsoft.com/office/word/2010/wordprocessingGroup" xmlns:wpi="http://schemas.microsoft.com/office/word/2010/wordprocessingInk" xmlns:wne="http://schemas.microsoft.com/office/word/2006/wordml" xmlns:wps="http://schemas.microsoft.com/office/word/2010/wordprocessingShape" mc:Ignorable="w14 w15 w16se w16cid w16 w16cex w16sdtdh w16sdtfl w16du wp14">
   <w:footnote w:type="separator" w:id="-1">
     <w:p>
       <w:r>
@@ -737,12 +730,12 @@
 </file>
 
 <file path=word/numbering.xml><?xml version="1.0" encoding="utf-8"?>
-<w:numbering xmlns:wpc="http://schemas.microsoft.com/office/word/2010/wordprocessingCanvas" xmlns:cx="http://schemas.microsoft.com/office/drawing/2014/chartex" xmlns:cx1="http://schemas.microsoft.com/office/drawing/2015/9/8/chartex" xmlns:cx2="http://schemas.microsoft.com/office/drawing/2015/10/21/chartex" xmlns:cx3="http://schemas.microsoft.com/office/drawing/2016/5/9/chartex" xmlns:cx4="http://schemas.microsoft.com/office/drawing/2016/5/10/chartex" xmlns:cx5="http://schemas.microsoft.com/office/drawing/2016/5/11/chartex" xmlns:cx6="http://schemas.microsoft.com/office/drawing/2016/5/12/chartex" xmlns:cx7="http://schemas.microsoft.com/office/drawing/2016/5/13/chartex" xmlns:cx8="http://schemas.microsoft.com/office/drawing/2016/5/14/chartex" xmlns:mc="http://schemas.openxmlformats.org/markup-compatibility/2006" xmlns:aink="http://schemas.microsoft.com/office/drawing/2016/ink" xmlns:am3d="http://schemas.microsoft.com/office/drawing/2017/model3d" xmlns:o="urn:schemas-microsoft-com:office:office" xmlns:r="http://schemas.openxmlformats.org/officeDocument/2006/relationships" xmlns:m="http://schemas.openxmlformats.org/officeDocument/2006/math" xmlns:v="urn:schemas-microsoft-com:vml" xmlns:wp14="http://schemas.microsoft.com/office/word/2010/wordprocessingDrawing" xmlns:wp="http://schemas.openxmlformats.org/drawingml/2006/wordprocessingDrawing" xmlns:w10="urn:schemas-microsoft-com:office:word" xmlns:w="http://schemas.openxmlformats.org/wordprocessingml/2006/main" xmlns:w14="http://schemas.microsoft.com/office/word/2010/wordml" xmlns:w15="http://schemas.microsoft.com/office/word/2012/wordml" xmlns:w16cid="http://schemas.microsoft.com/office/word/2016/wordml/cid" xmlns:w16se="http://schemas.microsoft.com/office/word/2015/wordml/symex" xmlns:wpg="http://schemas.microsoft.com/office/word/2010/wordprocessingGroup" xmlns:wpi="http://schemas.microsoft.com/office/word/2010/wordprocessingInk" xmlns:wne="http://schemas.microsoft.com/office/word/2006/wordml" xmlns:wps="http://schemas.microsoft.com/office/word/2010/wordprocessingShape" mc:Ignorable="w14 w15 w16se w16cid wp14">
+<w:numbering xmlns:wpc="http://schemas.microsoft.com/office/word/2010/wordprocessingCanvas" xmlns:cx="http://schemas.microsoft.com/office/drawing/2014/chartex" xmlns:cx1="http://schemas.microsoft.com/office/drawing/2015/9/8/chartex" xmlns:cx2="http://schemas.microsoft.com/office/drawing/2015/10/21/chartex" xmlns:cx3="http://schemas.microsoft.com/office/drawing/2016/5/9/chartex" xmlns:cx4="http://schemas.microsoft.com/office/drawing/2016/5/10/chartex" xmlns:cx5="http://schemas.microsoft.com/office/drawing/2016/5/11/chartex" xmlns:cx6="http://schemas.microsoft.com/office/drawing/2016/5/12/chartex" xmlns:cx7="http://schemas.microsoft.com/office/drawing/2016/5/13/chartex" xmlns:cx8="http://schemas.microsoft.com/office/drawing/2016/5/14/chartex" xmlns:mc="http://schemas.openxmlformats.org/markup-compatibility/2006" xmlns:aink="http://schemas.microsoft.com/office/drawing/2016/ink" xmlns:am3d="http://schemas.microsoft.com/office/drawing/2017/model3d" xmlns:o="urn:schemas-microsoft-com:office:office" xmlns:oel="http://schemas.microsoft.com/office/2019/extlst" xmlns:r="http://schemas.openxmlformats.org/officeDocument/2006/relationships" xmlns:m="http://schemas.openxmlformats.org/officeDocument/2006/math" xmlns:v="urn:schemas-microsoft-com:vml" xmlns:wp14="http://schemas.microsoft.com/office/word/2010/wordprocessingDrawing" xmlns:wp="http://schemas.openxmlformats.org/drawingml/2006/wordprocessingDrawing" xmlns:w10="urn:schemas-microsoft-com:office:word" xmlns:w="http://schemas.openxmlformats.org/wordprocessingml/2006/main" xmlns:w14="http://schemas.microsoft.com/office/word/2010/wordml" xmlns:w15="http://schemas.microsoft.com/office/word/2012/wordml" xmlns:w16cex="http://schemas.microsoft.com/office/word/2018/wordml/cex" xmlns:w16cid="http://schemas.microsoft.com/office/word/2016/wordml/cid" xmlns:w16="http://schemas.microsoft.com/office/word/2018/wordml" xmlns:w16du="http://schemas.microsoft.com/office/word/2023/wordml/word16du" xmlns:w16sdtdh="http://schemas.microsoft.com/office/word/2020/wordml/sdtdatahash" xmlns:w16sdtfl="http://schemas.microsoft.com/office/word/2024/wordml/sdtformatlock" xmlns:w16se="http://schemas.microsoft.com/office/word/2015/wordml/symex" xmlns:wpg="http://schemas.microsoft.com/office/word/2010/wordprocessingGroup" xmlns:wpi="http://schemas.microsoft.com/office/word/2010/wordprocessingInk" xmlns:wne="http://schemas.microsoft.com/office/word/2006/wordml" xmlns:wps="http://schemas.microsoft.com/office/word/2010/wordprocessingShape" mc:Ignorable="w14 w15 w16se w16cid w16 w16cex w16sdtdh w16sdtfl w16du wp14">
   <w:abstractNum w:abstractNumId="0" w15:restartNumberingAfterBreak="0">
     <w:nsid w:val="31B10C45"/>
     <w:multiLevelType w:val="hybridMultilevel"/>
-    <w:tmpl w:val="16DC69FA"/>
-    <w:lvl w:ilvl="0" w:tplc="5C22E718">
+    <w:tmpl w:val="CD0AB6E4"/>
+    <w:lvl w:ilvl="0" w:tplc="D606577E">
       <w:start w:val="1"/>
       <w:numFmt w:val="decimal"/>
       <w:lvlText w:val="%1."/>
@@ -752,6 +745,7 @@
       </w:pPr>
       <w:rPr>
         <w:rFonts w:hint="default"/>
+        <w:color w:val="000000" w:themeColor="text1"/>
       </w:rPr>
     </w:lvl>
     <w:lvl w:ilvl="1" w:tplc="04090019" w:tentative="1">
@@ -916,17 +910,17 @@
       </w:pPr>
     </w:lvl>
   </w:abstractNum>
-  <w:num w:numId="1">
+  <w:num w:numId="1" w16cid:durableId="1544442692">
     <w:abstractNumId w:val="1"/>
   </w:num>
-  <w:num w:numId="2">
+  <w:num w:numId="2" w16cid:durableId="1324166183">
     <w:abstractNumId w:val="0"/>
   </w:num>
 </w:numbering>
 </file>
 
 <file path=word/styles.xml><?xml version="1.0" encoding="utf-8"?>
-<w:styles xmlns:mc="http://schemas.openxmlformats.org/markup-compatibility/2006" xmlns:r="http://schemas.openxmlformats.org/officeDocument/2006/relationships" xmlns:w="http://schemas.openxmlformats.org/wordprocessingml/2006/main" xmlns:w14="http://schemas.microsoft.com/office/word/2010/wordml" xmlns:w15="http://schemas.microsoft.com/office/word/2012/wordml" xmlns:w16cid="http://schemas.microsoft.com/office/word/2016/wordml/cid" xmlns:w16se="http://schemas.microsoft.com/office/word/2015/wordml/symex" mc:Ignorable="w14 w15 w16se w16cid">
+<w:styles xmlns:mc="http://schemas.openxmlformats.org/markup-compatibility/2006" xmlns:r="http://schemas.openxmlformats.org/officeDocument/2006/relationships" xmlns:w="http://schemas.openxmlformats.org/wordprocessingml/2006/main" xmlns:w14="http://schemas.microsoft.com/office/word/2010/wordml" xmlns:w15="http://schemas.microsoft.com/office/word/2012/wordml" xmlns:w16cex="http://schemas.microsoft.com/office/word/2018/wordml/cex" xmlns:w16cid="http://schemas.microsoft.com/office/word/2016/wordml/cid" xmlns:w16="http://schemas.microsoft.com/office/word/2018/wordml" xmlns:w16du="http://schemas.microsoft.com/office/word/2023/wordml/word16du" xmlns:w16sdtdh="http://schemas.microsoft.com/office/word/2020/wordml/sdtdatahash" xmlns:w16sdtfl="http://schemas.microsoft.com/office/word/2024/wordml/sdtformatlock" xmlns:w16se="http://schemas.microsoft.com/office/word/2015/wordml/symex" mc:Ignorable="w14 w15 w16se w16cid w16 w16cex w16sdtdh w16sdtfl w16du">
   <w:docDefaults>
     <w:rPrDefault>
       <w:rPr>
@@ -939,7 +933,7 @@
     </w:rPrDefault>
     <w:pPrDefault/>
   </w:docDefaults>
-  <w:latentStyles w:defLockedState="0" w:defUIPriority="99" w:defSemiHidden="0" w:defUnhideWhenUsed="0" w:defQFormat="0" w:count="375">
+  <w:latentStyles w:defLockedState="0" w:defUIPriority="99" w:defSemiHidden="0" w:defUnhideWhenUsed="0" w:defQFormat="0" w:count="376">
     <w:lsdException w:name="Normal" w:uiPriority="0" w:qFormat="1"/>
     <w:lsdException w:name="heading 1" w:uiPriority="9" w:qFormat="1"/>
     <w:lsdException w:name="heading 2" w:semiHidden="1" w:uiPriority="9" w:unhideWhenUsed="1" w:qFormat="1"/>
@@ -1315,6 +1309,7 @@
     <w:lsdException w:name="Smart Hyperlink" w:semiHidden="1" w:unhideWhenUsed="1"/>
     <w:lsdException w:name="Hashtag" w:semiHidden="1" w:unhideWhenUsed="1"/>
     <w:lsdException w:name="Unresolved Mention" w:semiHidden="1" w:unhideWhenUsed="1"/>
+    <w:lsdException w:name="Smart Link" w:semiHidden="1" w:unhideWhenUsed="1"/>
   </w:latentStyles>
   <w:style w:type="paragraph" w:default="1" w:styleId="a">
     <w:name w:val="Normal"/>

--- a/Hw6/python_hw_06_20250417.docx
+++ b/Hw6/python_hw_06_20250417.docx
@@ -73,7 +73,7 @@
       </w:r>
       <w:r>
         <w:rPr>
-          <w:color w:val="0070C0"/>
+          <w:color w:val="70AD47" w:themeColor="accent6"/>
           <w:sz w:val="40"/>
           <w:szCs w:val="40"/>
         </w:rPr>
@@ -103,7 +103,7 @@
       <w:r>
         <w:rPr>
           <w:rFonts w:hint="eastAsia"/>
-          <w:color w:val="0070C0"/>
+          <w:color w:val="70AD47" w:themeColor="accent6"/>
           <w:sz w:val="40"/>
           <w:szCs w:val="40"/>
         </w:rPr>
@@ -111,18 +111,11 @@
       </w:r>
       <w:r>
         <w:rPr>
-          <w:color w:val="0070C0"/>
-          <w:sz w:val="40"/>
-          <w:szCs w:val="40"/>
-        </w:rPr>
-        <w:t>ection 3-4</w:t>
-      </w:r>
-      <w:r>
-        <w:rPr>
-          <w:sz w:val="40"/>
-          <w:szCs w:val="40"/>
-        </w:rPr>
-        <w:t xml:space="preserve"> p.29~30</w:t>
+          <w:color w:val="70AD47" w:themeColor="accent6"/>
+          <w:sz w:val="40"/>
+          <w:szCs w:val="40"/>
+        </w:rPr>
+        <w:t>ection 3-4 p.29~30</w:t>
       </w:r>
     </w:p>
     <w:p>
